--- a/Howard-W-biosketch-2025-2.docx
+++ b/Howard-W-biosketch-2025-2.docx
@@ -1062,7 +1062,10 @@
         <w:t>1</w:t>
       </w:r>
       <w:r>
-        <w:t>00</w:t>
+        <w:t>3</w:t>
+      </w:r>
+      <w:r>
+        <w:t>0</w:t>
       </w:r>
       <w:r>
         <w:t xml:space="preserve"> times, with an h-index of 16 and an i10-index of 17. I </w:t>
